--- a/docs/AlphaSplit_完整技术文档_优化版_v1.0.docx
+++ b/docs/AlphaSplit_完整技术文档_优化版_v1.0.docx
@@ -33,7 +33,7 @@
           <w:color w:val="0B2545"/>
           <w:sz w:val="56"/>
         </w:rPr>
-        <w:t>投研贡献计量与广义价值分配平台</w:t>
+        <w:t>投研协作激励与贡献计量平台</w:t>
       </w:r>
     </w:p>
     <w:p>
@@ -62,7 +62,7 @@
           <w:color w:val="5F6B78"/>
           <w:sz w:val="22"/>
         </w:rPr>
-        <w:t>贡献可计量 · 证据可解释 · 方案可协商 · 应用须确认</w:t>
+        <w:t>合理分配激励协作 · 证据可解释 · 决策由评审委员会确认</w:t>
       </w:r>
     </w:p>
     <w:p>
@@ -178,7 +178,20 @@
           <w:color w:val="18212B"/>
           <w:sz w:val="21"/>
         </w:rPr>
-        <w:t>AlphaSplit 是面向资产管理投研协作场景的贡献计量与治理支持平台。系统把行业、个股、策略、量化、风控五类角色作为合作博弈参与者，用40个登记因子和少量模块参数表达其决策输入；再通过统一数据、统一成本和统一调仓口径下的32个角色联盟反事实回测，计算各角色对组合相对沪深300超额收益的Shapley边际贡献。</w:t>
+        <w:t>AlphaSplit 是面向资产管理投研协作场景的协作激励、贡献计量与治理支持平台。项目以更合理的分配机制为手段，用可解释贡献证据调动行业、个股、策略、量化、风控五类角色的参与积极性，促进投研协同与决策质量提升，并以长期投资回报改善为目标。历史回测用于形成证据，不构成收益承诺。</w:t>
+      </w:r>
+    </w:p>
+    <w:p>
+      <w:pPr>
+        <w:keepLines w:val="0"/>
+      </w:pPr>
+      <w:r>
+        <w:rPr>
+          <w:rFonts w:ascii="Calibri" w:hAnsi="Calibri" w:eastAsia="Noto Sans SC"/>
+          <w:color w:val="18212B"/>
+          <w:sz w:val="21"/>
+        </w:rPr>
+        <w:t>系统把五类角色作为合作博弈参与者，用40个登记因子和少量模块参数表达其决策输入；再通过统一数据、统一成本和统一调仓口径下的32个角色联盟反事实回测，计算各角色对组合相对沪深300超额收益的Shapley边际贡献。</w:t>
       </w:r>
     </w:p>
     <w:p>
@@ -204,7 +217,7 @@
           <w:color w:val="18212B"/>
           <w:sz w:val="21"/>
         </w:rPr>
-        <w:t>本版以优化后的 portfolio-v7-20260827 引擎为事实基线。官方验证区间为2024年7月至2025年6月：优化策略累计收益22.67%，沪深300累计收益13.70%，超额收益8.96%，夏普比率1.24，最大回撤-5.89%；32个联盟全部完成，Shapley合计与组合超额收益一致。跨区间实验保留了负收益和负超额结果，明确不将单一区间表现解释为未来收益保证。</w:t>
+        <w:t>本版以当前提交代码中的最终引擎实现为事实基线。官方验证区间为2024年7月至2025年6月：优化策略累计收益22.67%，沪深300累计收益13.70%，超额收益8.96%，夏普比率1.24，最大回撤-5.89%；32个联盟全部完成，Shapley合计与组合超额收益一致。跨区间实验保留了负收益和负超额结果，明确不将单一区间表现解释为未来收益保证。</w:t>
       </w:r>
     </w:p>
     <w:p>
@@ -401,7 +414,7 @@
                 <w:color w:val="18212B"/>
                 <w:sz w:val="17"/>
               </w:rPr>
-              <w:t>portfolio-v7-20260827</w:t>
+              <w:t>当前提交代码中的最终实现</w:t>
             </w:r>
           </w:p>
         </w:tc>
@@ -426,7 +439,7 @@
                 <w:color w:val="18212B"/>
                 <w:sz w:val="17"/>
               </w:rPr>
-              <w:t>缓存键隔离旧算法</w:t>
+              <w:t>收益、风险与归因口径一致</w:t>
             </w:r>
           </w:p>
         </w:tc>
@@ -1100,7 +1113,7 @@
                 <w:color w:val="18212B"/>
                 <w:sz w:val="17"/>
               </w:rPr>
-              <w:t>贡献证据、双轨治理与人工确认</w:t>
+              <w:t>贡献证据、双轨治理与评审委员会决策</w:t>
             </w:r>
           </w:p>
         </w:tc>
@@ -1276,7 +1289,7 @@
           <w:color w:val="18212B"/>
           <w:sz w:val="21"/>
         </w:rPr>
-        <w:t>把传统资产与因子归因推进到组织角色层，在不让大模型生成金融事实的前提下，形成可计量、可解释、可复现、可协商的贡献证据。</w:t>
+        <w:t>把传统资产与因子归因推进到组织角色层，以合理分配激励投研协作；在不让大模型生成金融事实的前提下，形成可计量、可解释、可复现的贡献证据。</w:t>
       </w:r>
     </w:p>
     <w:p>
@@ -1310,7 +1323,20 @@
           <w:color w:val="18212B"/>
           <w:sz w:val="21"/>
         </w:rPr>
-        <w:t>AlphaSplit聚焦的不是“给一个最终分配数字”，而是构造一条可审计的证据链：角色决策输入如何被因子代理、参数如何进入组合、某角色缺席时组合如何变化、边际贡献如何汇总、治理责任人为何采纳或调整建议。</w:t>
+        <w:t>AlphaSplit聚焦的不是“给一个最终分配数字”，而是通过可审计的贡献证据形成更合理的分配机制，以调动各角色参与积极性、促进投研协同与决策质量提升，并以长期投资回报改善为目标。分配是组织激励的手段，不是项目的终点。</w:t>
+      </w:r>
+    </w:p>
+    <w:p>
+      <w:pPr>
+        <w:keepLines w:val="0"/>
+      </w:pPr>
+      <w:r>
+        <w:rPr>
+          <w:rFonts w:ascii="Calibri" w:hAnsi="Calibri" w:eastAsia="Noto Sans SC"/>
+          <w:color w:val="18212B"/>
+          <w:sz w:val="21"/>
+        </w:rPr>
+        <w:t>证据链回答：角色决策输入如何被因子代理、参数如何进入组合、某角色缺席时组合如何变化、边际贡献如何汇总，以及评审委员会（或机构治理责任人）为何采纳或调整建议。</w:t>
       </w:r>
     </w:p>
     <w:p>
@@ -1454,7 +1480,7 @@
           <w:color w:val="18212B"/>
           <w:sz w:val="21"/>
         </w:rPr>
-        <w:t>治理应用层：把带符号贡献转为证据轨建议权重，与制度轨按6:4合成，经五角色陈述和人工确认后形成应用建议。</w:t>
+        <w:t>治理应用层：把带符号贡献转为证据轨建议权重，与制度轨按6:4合成；五角色陈述仅供参考，最终由评审委员会独立判断、调整并确认。</w:t>
       </w:r>
     </w:p>
     <w:p>
@@ -1888,7 +1914,7 @@
                 <w:color w:val="18212B"/>
                 <w:sz w:val="17"/>
               </w:rPr>
-              <w:t>可协商</w:t>
+              <w:t>可治理</w:t>
             </w:r>
           </w:p>
         </w:tc>
@@ -1914,7 +1940,7 @@
                 <w:color w:val="18212B"/>
                 <w:sz w:val="17"/>
               </w:rPr>
-              <w:t>算法结果是治理锚点，不是自动裁决</w:t>
+              <w:t>算法结果是量化建议，不是自动裁决</w:t>
             </w:r>
           </w:p>
         </w:tc>
@@ -1940,7 +1966,7 @@
                 <w:color w:val="18212B"/>
                 <w:sz w:val="17"/>
               </w:rPr>
-              <w:t>建议预览、角色协商、人工确认</w:t>
+              <w:t>角色陈述参考、评审委员会独立确认</w:t>
             </w:r>
           </w:p>
         </w:tc>
@@ -2212,7 +2238,7 @@
           <w:color w:val="18212B"/>
           <w:sz w:val="21"/>
         </w:rPr>
-        <w:t>交互与治理层由FastAPI静态Web页面承载，提供四步自助流程、三方收益对照、指标依据抽屉、五角色协商和人工确认。Agent编排层负责意图理解、结构化配置建议、查询规划和证据约束解读。金融计算层完成因子评分、组合构建、成本计算和全联盟Shapley；数据与审计层提供HS300行情、缓存版本和逐月诊断。</w:t>
+        <w:t>交互与治理层由FastAPI静态Web页面承载，提供四步自助流程、三方收益对照、指标依据抽屉、角色贡献陈述参考和评审委员会分配决策。Agent编排层负责意图理解、结构化配置建议、查询规划和证据约束解读。金融计算层完成因子评分、组合构建、成本计算和全联盟Shapley；数据与审计层提供HS300行情、版本标识和逐月诊断。</w:t>
       </w:r>
     </w:p>
     <w:tbl>
@@ -2398,7 +2424,7 @@
                 <w:color w:val="18212B"/>
                 <w:sz w:val="17"/>
               </w:rPr>
-              <w:t>引导流程、图表、协商、6:4合成与人工确认</w:t>
+              <w:t>引导流程、图表、角色陈述参考、6:4建议与评审决策</w:t>
             </w:r>
           </w:p>
         </w:tc>
@@ -5561,7 +5587,7 @@
                 <w:color w:val="18212B"/>
                 <w:sz w:val="16"/>
               </w:rPr>
-              <w:t>五角色协商</w:t>
+              <w:t>角色贡献陈述</w:t>
             </w:r>
           </w:p>
         </w:tc>
@@ -5587,7 +5613,7 @@
                 <w:color w:val="18212B"/>
                 <w:sz w:val="16"/>
               </w:rPr>
-              <w:t>贡献、证据轨、最终合成锚点</w:t>
+              <w:t>贡献、证据轨、6:4合成建议</w:t>
             </w:r>
           </w:p>
         </w:tc>
@@ -5613,7 +5639,7 @@
                 <w:color w:val="18212B"/>
                 <w:sz w:val="16"/>
               </w:rPr>
-              <w:t>角色主张与确认建议</w:t>
+              <w:t>仅供评审参考的角色意见</w:t>
             </w:r>
           </w:p>
         </w:tc>
@@ -5639,7 +5665,7 @@
                 <w:color w:val="18212B"/>
                 <w:sz w:val="16"/>
               </w:rPr>
-              <w:t>把协商结果自动执行</w:t>
+              <w:t>参与建议份额计算或最终裁决</w:t>
             </w:r>
           </w:p>
         </w:tc>
@@ -6358,7 +6384,7 @@
                 <w:color w:val="18212B"/>
                 <w:sz w:val="17"/>
               </w:rPr>
-              <w:t>4 应用建议</w:t>
+              <w:t>4 分配决策</w:t>
             </w:r>
           </w:p>
         </w:tc>
@@ -6384,7 +6410,7 @@
                 <w:color w:val="18212B"/>
                 <w:sz w:val="17"/>
               </w:rPr>
-              <w:t>进入五角色协商与双轨合成</w:t>
+              <w:t>查看双轨建议与角色参考意见</w:t>
             </w:r>
           </w:p>
         </w:tc>
@@ -6410,7 +6436,7 @@
                 <w:color w:val="18212B"/>
                 <w:sz w:val="17"/>
               </w:rPr>
-              <w:t>最终建议与确认记录</w:t>
+              <w:t>评审建议与决策记录</w:t>
             </w:r>
           </w:p>
         </w:tc>
@@ -6436,7 +6462,7 @@
                 <w:color w:val="18212B"/>
                 <w:sz w:val="17"/>
               </w:rPr>
-              <w:t>治理责任人确认</w:t>
+              <w:t>评审委员会确认</w:t>
             </w:r>
           </w:p>
         </w:tc>
@@ -6525,7 +6551,7 @@
           <w:color w:val="0B2545"/>
           <w:sz w:val="42"/>
         </w:rPr>
-        <w:t>第5章  贡献证据、双轨治理与人工确认</w:t>
+        <w:t>第5章  贡献证据、双轨治理与评审委员会决策</w:t>
       </w:r>
     </w:p>
     <w:p>
@@ -6553,7 +6579,7 @@
           <w:color w:val="18212B"/>
           <w:sz w:val="21"/>
         </w:rPr>
-        <w:t>带符号Shapley用于解释角色对超额收益的边际影响；只有正向贡献进入证据轨建议权重，再与制度轨按6:4合成，最终由治理责任人确认。</w:t>
+        <w:t>带符号Shapley用于解释角色对超额收益的边际影响；只有正向贡献进入证据轨建议权重，再与制度轨按6:4合成。角色陈述仅供参考，最终由评审委员会独立决策。</w:t>
       </w:r>
     </w:p>
     <w:p>
@@ -6734,7 +6760,7 @@
           <w:color w:val="18212B"/>
           <w:sz w:val="21"/>
         </w:rPr>
-        <w:t>制度轨内部比例、证据轨内部比例和最终合成比例必须在前端明确区分。五角色协商处理的是已经包含60%制度轨和40%证据轨的最终合成锚点，而不是只对40%证据轨再次分配。</w:t>
+        <w:t>制度轨内部比例、证据轨内部比例和6:4合成建议必须在前端明确区分。角色贡献陈述以合成建议和贡献证据为参考背景，但不参与建议份额计算；评审委员会（或机构治理责任人）据此独立判断、调整并确认，而不是由角色Agent决定分配。</w:t>
       </w:r>
     </w:p>
     <w:tbl>
@@ -7540,7 +7566,7 @@
         <w:pStyle w:val="Heading2"/>
       </w:pPr>
       <w:r>
-        <w:t>5.3 五角色协商与人工确认</w:t>
+        <w:t>5.3 角色贡献陈述与评审委员会决策</w:t>
       </w:r>
     </w:p>
     <w:p>
@@ -7553,7 +7579,7 @@
           <w:color w:val="18212B"/>
           <w:sz w:val="21"/>
         </w:rPr>
-        <w:t>协商层读取角色贡献、证据轨权重和最终合成锚点，各角色围绕证据陈述主张。行业角色可以说明其主要正贡献来源；负贡献角色可以提出市场阶段、约束成本或后续复盘计划；制度轨确保即使证据轨为0，角色在最终方案中通常仍保留基础份额。</w:t>
+        <w:t>系统读取角色贡献、证据轨权重和6:4合成建议，组织五类角色基于证据陈述意见。行业角色可以说明其主要正贡献来源；负贡献角色可以提出市场阶段、约束成本或后续复盘计划。这些陈述仅构成评审参考条件，不改变6:4合成建议，也不构成分配决定。</w:t>
       </w:r>
     </w:p>
     <w:p>
@@ -7566,7 +7592,7 @@
           <w:color w:val="18212B"/>
           <w:sz w:val="21"/>
         </w:rPr>
-        <w:t>最终确认记录应包含原方案、纯证据方案、合成方案、协商摘要、确认人、时间和版本。系统只输出可供治理使用的建议，不直接执行预算、研究资源、项目机会、数据/算力额度或其他资源的划拨。</w:t>
+        <w:t>评审委员会（或机构治理责任人）是分配决策者，可综合量化证据、角色陈述和机构治理规则独立判断、调整并确认。决策记录应包含原方案、纯证据方案、合成建议、角色参考意见、确认人、时间和版本。系统不直接执行预算、研究资源、项目机会、数据/算力额度或其他资源的划拨。</w:t>
       </w:r>
     </w:p>
     <w:p>
@@ -7659,7 +7685,7 @@
           <w:color w:val="18212B"/>
           <w:sz w:val="21"/>
         </w:rPr>
-        <w:t>治理审计：保留算法证据、协商过程和人工确认记录，支持事后复核。</w:t>
+        <w:t>治理审计：保留算法证据、角色参考意见和评审委员会决策记录，支持事后复核。</w:t>
       </w:r>
     </w:p>
     <w:p>
@@ -10984,7 +11010,7 @@
           <w:color w:val="18212B"/>
           <w:sz w:val="21"/>
         </w:rPr>
-        <w:t>接口按规划、配置、回测、解释、协商和确认分层；所有写入回测的配置必须经过结构化模型与白名单校验。</w:t>
+        <w:t>接口按规划、配置、回测、解释、角色陈述和评审确认分层；所有写入回测的配置必须经过结构化模型与白名单校验。</w:t>
       </w:r>
     </w:p>
     <w:tbl>
@@ -11773,7 +11799,7 @@
                 <w:color w:val="18212B"/>
                 <w:sz w:val="16"/>
               </w:rPr>
-              <w:t>五角色基于最终合成锚点协商</w:t>
+              <w:t>生成角色贡献陈述与6:4评审建议（接口名兼容保留）</w:t>
             </w:r>
           </w:p>
         </w:tc>
@@ -11852,7 +11878,7 @@
                 <w:color w:val="18212B"/>
                 <w:sz w:val="16"/>
               </w:rPr>
-              <w:t>人工确认最终应用建议</w:t>
+              <w:t>评审委员会确认最终分配决定</w:t>
             </w:r>
           </w:p>
         </w:tc>
@@ -13742,7 +13768,7 @@
           <w:color w:val="18212B"/>
           <w:sz w:val="21"/>
         </w:rPr>
-        <w:t>启动五角色协商，最后由人工确认，强调系统是决策支持而非自动裁决。</w:t>
+        <w:t>进入贡献评审：角色陈述仅供参考，6:4建议不受其影响，最后由评审委员会独立确认。</w:t>
       </w:r>
     </w:p>
     <w:p>
@@ -14002,7 +14028,7 @@
           <w:color w:val="18212B"/>
           <w:sz w:val="21"/>
         </w:rPr>
-        <w:t>若本文件与更早章节稿在收益率、风控参数、特征函数、Agent提供商、测试数量或接口字段上存在冲突，以当前源码、portfolio-v7-20260827和官方演示包为准。</w:t>
+        <w:t>若本文件与更早章节稿在收益率、风控参数、特征函数、Agent提供商、测试数量或接口字段上存在冲突，以当前提交源码和官方演示包为准。</w:t>
       </w:r>
     </w:p>
     <w:sectPr>
